--- a/NFC_reciclaje_proyecto/Documentacion.docx
+++ b/NFC_reciclaje_proyecto/Documentacion.docx
@@ -2849,7 +2849,21 @@
         <w:rPr>
           <w:color w:val="2D3436"/>
         </w:rPr>
-        <w:t>Entrega del UID: el número único de la tarjeta se transfiere al ESP32, que lo envía por serial ("UID CONCATENADO:XXXXXXXX").</w:t>
+        <w:t xml:space="preserve">Entrega del UID: el número único de la tarjeta se transfiere al ESP32, que lo envía por serial ("UID </w:t>
+      </w:r>
+      <w:proofErr w:type="gramStart"/>
+      <w:r>
+        <w:rPr>
+          <w:color w:val="2D3436"/>
+        </w:rPr>
+        <w:t>CONCATENADO:XXXXXXXX</w:t>
+      </w:r>
+      <w:proofErr w:type="gramEnd"/>
+      <w:r>
+        <w:rPr>
+          <w:color w:val="2D3436"/>
+        </w:rPr>
+        <w:t>").</w:t>
       </w:r>
     </w:p>
     <w:p>
@@ -3762,6 +3776,7 @@
         <w:t xml:space="preserve">El firmware cumple dos funciones simultáneas dentro del </w:t>
       </w:r>
       <w:proofErr w:type="spellStart"/>
+      <w:proofErr w:type="gramStart"/>
       <w:r>
         <w:rPr>
           <w:color w:val="2D3436"/>
@@ -3773,7 +3788,14 @@
         <w:rPr>
           <w:color w:val="2D3436"/>
         </w:rPr>
-        <w:t xml:space="preserve">() principal: leer tarjetas NFC con el módulo PN532 y detectar pulsaciones del botón físico. Ambas funciones corren de forma no bloqueante gracias al parámetro </w:t>
+        <w:t>(</w:t>
+      </w:r>
+      <w:proofErr w:type="gramEnd"/>
+      <w:r>
+        <w:rPr>
+          <w:color w:val="2D3436"/>
+        </w:rPr>
+        <w:t xml:space="preserve">) principal: leer tarjetas NFC con el módulo PN532 y detectar pulsaciones del botón físico. Ambas funciones corren de forma no bloqueante gracias al parámetro </w:t>
       </w:r>
       <w:proofErr w:type="spellStart"/>
       <w:r>
@@ -3790,6 +3812,7 @@
         <w:t xml:space="preserve"> de 100 ms en </w:t>
       </w:r>
       <w:proofErr w:type="spellStart"/>
+      <w:proofErr w:type="gramStart"/>
       <w:r>
         <w:rPr>
           <w:color w:val="2D3436"/>
@@ -3801,7 +3824,14 @@
         <w:rPr>
           <w:color w:val="2D3436"/>
         </w:rPr>
-        <w:t>().</w:t>
+        <w:t>(</w:t>
+      </w:r>
+      <w:proofErr w:type="gramEnd"/>
+      <w:r>
+        <w:rPr>
+          <w:color w:val="2D3436"/>
+        </w:rPr>
+        <w:t>).</w:t>
       </w:r>
     </w:p>
     <w:p>
@@ -3849,7 +3879,21 @@
         <w:rPr>
           <w:color w:val="2D3436"/>
         </w:rPr>
-        <w:t xml:space="preserve"> envía la línea: UID CONCATENADO:XXXXXXXX (UID en hexadecimal concatenado, sin separadores, en mayúsculas).</w:t>
+        <w:t xml:space="preserve"> envía la línea: UID </w:t>
+      </w:r>
+      <w:proofErr w:type="gramStart"/>
+      <w:r>
+        <w:rPr>
+          <w:color w:val="2D3436"/>
+        </w:rPr>
+        <w:t>CONCATENADO:XXXXXXXX</w:t>
+      </w:r>
+      <w:proofErr w:type="gramEnd"/>
+      <w:r>
+        <w:rPr>
+          <w:color w:val="2D3436"/>
+        </w:rPr>
+        <w:t xml:space="preserve"> (UID en hexadecimal concatenado, sin separadores, en mayúsculas).</w:t>
       </w:r>
     </w:p>
     <w:p>
@@ -4010,6 +4054,7 @@
               <w:jc w:val="center"/>
             </w:pPr>
             <w:proofErr w:type="spellStart"/>
+            <w:proofErr w:type="gramStart"/>
             <w:r>
               <w:rPr>
                 <w:color w:val="2D3436"/>
@@ -4021,7 +4066,14 @@
               <w:rPr>
                 <w:color w:val="2D3436"/>
               </w:rPr>
-              <w:t>()</w:t>
+              <w:t>(</w:t>
+            </w:r>
+            <w:proofErr w:type="gramEnd"/>
+            <w:r>
+              <w:rPr>
+                <w:color w:val="2D3436"/>
+              </w:rPr>
+              <w:t>)</w:t>
             </w:r>
           </w:p>
         </w:tc>
@@ -4092,6 +4144,7 @@
               <w:jc w:val="center"/>
             </w:pPr>
             <w:proofErr w:type="spellStart"/>
+            <w:proofErr w:type="gramStart"/>
             <w:r>
               <w:rPr>
                 <w:color w:val="2D3436"/>
@@ -4104,7 +4157,14 @@
               <w:rPr>
                 <w:color w:val="2D3436"/>
               </w:rPr>
-              <w:t>()</w:t>
+              <w:t>(</w:t>
+            </w:r>
+            <w:proofErr w:type="gramEnd"/>
+            <w:r>
+              <w:rPr>
+                <w:color w:val="2D3436"/>
+              </w:rPr>
+              <w:t>)</w:t>
             </w:r>
           </w:p>
         </w:tc>
@@ -4136,6 +4196,7 @@
               <w:t xml:space="preserve">Llama a </w:t>
             </w:r>
             <w:proofErr w:type="spellStart"/>
+            <w:proofErr w:type="gramStart"/>
             <w:r>
               <w:rPr>
                 <w:color w:val="2D3436"/>
@@ -4147,7 +4208,14 @@
               <w:rPr>
                 <w:color w:val="2D3436"/>
               </w:rPr>
-              <w:t xml:space="preserve">() con </w:t>
+              <w:t>(</w:t>
+            </w:r>
+            <w:proofErr w:type="gramEnd"/>
+            <w:r>
+              <w:rPr>
+                <w:color w:val="2D3436"/>
+              </w:rPr>
+              <w:t xml:space="preserve">) con </w:t>
             </w:r>
             <w:proofErr w:type="spellStart"/>
             <w:r>
@@ -4189,7 +4257,21 @@
               <w:rPr>
                 <w:color w:val="2D3436"/>
               </w:rPr>
-              <w:t xml:space="preserve"> de 2500 ms para el mismo UID y emite "UID CONCATENADO:XXXX" por Serial.</w:t>
+              <w:t xml:space="preserve"> de 2500 ms para el mismo UID y emite "UID </w:t>
+            </w:r>
+            <w:proofErr w:type="gramStart"/>
+            <w:r>
+              <w:rPr>
+                <w:color w:val="2D3436"/>
+              </w:rPr>
+              <w:t>CONCATENADO:XXXX</w:t>
+            </w:r>
+            <w:proofErr w:type="gramEnd"/>
+            <w:r>
+              <w:rPr>
+                <w:color w:val="2D3436"/>
+              </w:rPr>
+              <w:t>" por Serial.</w:t>
             </w:r>
           </w:p>
         </w:tc>
@@ -4217,6 +4299,7 @@
               <w:jc w:val="center"/>
             </w:pPr>
             <w:proofErr w:type="spellStart"/>
+            <w:proofErr w:type="gramStart"/>
             <w:r>
               <w:rPr>
                 <w:color w:val="2D3436"/>
@@ -4228,7 +4311,14 @@
               <w:rPr>
                 <w:color w:val="2D3436"/>
               </w:rPr>
-              <w:t>()</w:t>
+              <w:t>(</w:t>
+            </w:r>
+            <w:proofErr w:type="gramEnd"/>
+            <w:r>
+              <w:rPr>
+                <w:color w:val="2D3436"/>
+              </w:rPr>
+              <w:t>)</w:t>
             </w:r>
           </w:p>
         </w:tc>
@@ -4679,6 +4769,7 @@
         <w:t xml:space="preserve">Adafruit_PN532 </w:t>
       </w:r>
       <w:proofErr w:type="spellStart"/>
+      <w:proofErr w:type="gramStart"/>
       <w:r>
         <w:rPr>
           <w:rFonts w:ascii="Consolas" w:eastAsia="Times New Roman" w:hAnsi="Consolas" w:cs="Times New Roman"/>
@@ -4696,7 +4787,17 @@
           <w:sz w:val="21"/>
           <w:szCs w:val="21"/>
         </w:rPr>
-        <w:t>(PN532_SDA, PN532_SCL);</w:t>
+        <w:t>(</w:t>
+      </w:r>
+      <w:proofErr w:type="gramEnd"/>
+      <w:r>
+        <w:rPr>
+          <w:rFonts w:ascii="Consolas" w:eastAsia="Times New Roman" w:hAnsi="Consolas" w:cs="Times New Roman"/>
+          <w:color w:val="DAE3E3"/>
+          <w:sz w:val="21"/>
+          <w:szCs w:val="21"/>
+        </w:rPr>
+        <w:t>PN532_SDA, PN532_SCL);</w:t>
       </w:r>
     </w:p>
     <w:p>
@@ -4729,9 +4830,9 @@
           <w:sz w:val="21"/>
           <w:szCs w:val="21"/>
         </w:rPr>
-        <w:t>//  </w:t>
-      </w:r>
-      <w:proofErr w:type="spellStart"/>
+        <w:t>/</w:t>
+      </w:r>
+      <w:proofErr w:type="gramStart"/>
       <w:r>
         <w:rPr>
           <w:rFonts w:ascii="Consolas" w:eastAsia="Times New Roman" w:hAnsi="Consolas" w:cs="Times New Roman"/>
@@ -4739,9 +4840,20 @@
           <w:sz w:val="21"/>
           <w:szCs w:val="21"/>
         </w:rPr>
+        <w:t>/  </w:t>
+      </w:r>
+      <w:proofErr w:type="spellStart"/>
+      <w:r>
+        <w:rPr>
+          <w:rFonts w:ascii="Consolas" w:eastAsia="Times New Roman" w:hAnsi="Consolas" w:cs="Times New Roman"/>
+          <w:color w:val="7F8C8D"/>
+          <w:sz w:val="21"/>
+          <w:szCs w:val="21"/>
+        </w:rPr>
         <w:t>Antirrebote</w:t>
       </w:r>
       <w:proofErr w:type="spellEnd"/>
+      <w:proofErr w:type="gramEnd"/>
       <w:r>
         <w:rPr>
           <w:rFonts w:ascii="Consolas" w:eastAsia="Times New Roman" w:hAnsi="Consolas" w:cs="Times New Roman"/>
@@ -4973,9 +5085,9 @@
           <w:sz w:val="21"/>
           <w:szCs w:val="21"/>
         </w:rPr>
-        <w:t>//  </w:t>
-      </w:r>
-      <w:proofErr w:type="spellStart"/>
+        <w:t>/</w:t>
+      </w:r>
+      <w:proofErr w:type="gramStart"/>
       <w:r>
         <w:rPr>
           <w:rFonts w:ascii="Consolas" w:eastAsia="Times New Roman" w:hAnsi="Consolas" w:cs="Times New Roman"/>
@@ -4983,9 +5095,20 @@
           <w:sz w:val="21"/>
           <w:szCs w:val="21"/>
         </w:rPr>
+        <w:t>/  </w:t>
+      </w:r>
+      <w:proofErr w:type="spellStart"/>
+      <w:r>
+        <w:rPr>
+          <w:rFonts w:ascii="Consolas" w:eastAsia="Times New Roman" w:hAnsi="Consolas" w:cs="Times New Roman"/>
+          <w:color w:val="7F8C8D"/>
+          <w:sz w:val="21"/>
+          <w:szCs w:val="21"/>
+        </w:rPr>
         <w:t>Antilectura</w:t>
       </w:r>
       <w:proofErr w:type="spellEnd"/>
+      <w:proofErr w:type="gramEnd"/>
       <w:r>
         <w:rPr>
           <w:rFonts w:ascii="Consolas" w:eastAsia="Times New Roman" w:hAnsi="Consolas" w:cs="Times New Roman"/>
@@ -5227,6 +5350,7 @@
         </w:rPr>
         <w:t xml:space="preserve"> COOLDOWN_NFC_MS = </w:t>
       </w:r>
+      <w:proofErr w:type="gramStart"/>
       <w:r>
         <w:rPr>
           <w:rFonts w:ascii="Consolas" w:eastAsia="Times New Roman" w:hAnsi="Consolas" w:cs="Times New Roman"/>
@@ -5252,7 +5376,37 @@
           <w:sz w:val="21"/>
           <w:szCs w:val="21"/>
         </w:rPr>
-        <w:t xml:space="preserve">  // ms entre lecturas del mismo UID</w:t>
+        <w:t xml:space="preserve">  /</w:t>
+      </w:r>
+      <w:proofErr w:type="gramEnd"/>
+      <w:r>
+        <w:rPr>
+          <w:rFonts w:ascii="Consolas" w:eastAsia="Times New Roman" w:hAnsi="Consolas" w:cs="Times New Roman"/>
+          <w:color w:val="7F8C8D"/>
+          <w:sz w:val="21"/>
+          <w:szCs w:val="21"/>
+        </w:rPr>
+        <w:t xml:space="preserve">/ ms entre lecturas </w:t>
+      </w:r>
+      <w:proofErr w:type="gramStart"/>
+      <w:r>
+        <w:rPr>
+          <w:rFonts w:ascii="Consolas" w:eastAsia="Times New Roman" w:hAnsi="Consolas" w:cs="Times New Roman"/>
+          <w:color w:val="7F8C8D"/>
+          <w:sz w:val="21"/>
+          <w:szCs w:val="21"/>
+        </w:rPr>
+        <w:t>del mismo</w:t>
+      </w:r>
+      <w:proofErr w:type="gramEnd"/>
+      <w:r>
+        <w:rPr>
+          <w:rFonts w:ascii="Consolas" w:eastAsia="Times New Roman" w:hAnsi="Consolas" w:cs="Times New Roman"/>
+          <w:color w:val="7F8C8D"/>
+          <w:sz w:val="21"/>
+          <w:szCs w:val="21"/>
+        </w:rPr>
+        <w:t xml:space="preserve"> UID</w:t>
       </w:r>
     </w:p>
     <w:p>
@@ -5299,6 +5453,7 @@
         <w:t xml:space="preserve"> </w:t>
       </w:r>
       <w:proofErr w:type="spellStart"/>
+      <w:proofErr w:type="gramStart"/>
       <w:r>
         <w:rPr>
           <w:rFonts w:ascii="Consolas" w:eastAsia="Times New Roman" w:hAnsi="Consolas" w:cs="Times New Roman"/>
@@ -5316,7 +5471,17 @@
           <w:sz w:val="21"/>
           <w:szCs w:val="21"/>
         </w:rPr>
-        <w:t>() {</w:t>
+        <w:t>(</w:t>
+      </w:r>
+      <w:proofErr w:type="gramEnd"/>
+      <w:r>
+        <w:rPr>
+          <w:rFonts w:ascii="Consolas" w:eastAsia="Times New Roman" w:hAnsi="Consolas" w:cs="Times New Roman"/>
+          <w:color w:val="DAE3E3"/>
+          <w:sz w:val="21"/>
+          <w:szCs w:val="21"/>
+        </w:rPr>
+        <w:t>) {</w:t>
       </w:r>
     </w:p>
     <w:p>
@@ -5417,6 +5582,7 @@
         <w:t xml:space="preserve">  </w:t>
       </w:r>
       <w:proofErr w:type="spellStart"/>
+      <w:proofErr w:type="gramStart"/>
       <w:r>
         <w:rPr>
           <w:rFonts w:ascii="Consolas" w:eastAsia="Times New Roman" w:hAnsi="Consolas" w:cs="Times New Roman"/>
@@ -5436,6 +5602,7 @@
         </w:rPr>
         <w:t>(</w:t>
       </w:r>
+      <w:proofErr w:type="gramEnd"/>
       <w:r>
         <w:rPr>
           <w:rFonts w:ascii="Consolas" w:eastAsia="Times New Roman" w:hAnsi="Consolas" w:cs="Times New Roman"/>
@@ -5529,6 +5696,7 @@
         <w:t xml:space="preserve">  </w:t>
       </w:r>
       <w:proofErr w:type="spellStart"/>
+      <w:proofErr w:type="gramStart"/>
       <w:r>
         <w:rPr>
           <w:rFonts w:ascii="Consolas" w:eastAsia="Times New Roman" w:hAnsi="Consolas" w:cs="Times New Roman"/>
@@ -5546,7 +5714,17 @@
           <w:sz w:val="21"/>
           <w:szCs w:val="21"/>
         </w:rPr>
-        <w:t>(PIN_BOTON, INPUT_PULLUP);</w:t>
+        <w:t>(</w:t>
+      </w:r>
+      <w:proofErr w:type="gramEnd"/>
+      <w:r>
+        <w:rPr>
+          <w:rFonts w:ascii="Consolas" w:eastAsia="Times New Roman" w:hAnsi="Consolas" w:cs="Times New Roman"/>
+          <w:color w:val="DAE3E3"/>
+          <w:sz w:val="21"/>
+          <w:szCs w:val="21"/>
+        </w:rPr>
+        <w:t>PIN_BOTON, INPUT_PULLUP);</w:t>
       </w:r>
     </w:p>
     <w:p>
@@ -5603,6 +5781,7 @@
         <w:t xml:space="preserve">  </w:t>
       </w:r>
       <w:proofErr w:type="spellStart"/>
+      <w:proofErr w:type="gramStart"/>
       <w:r>
         <w:rPr>
           <w:rFonts w:ascii="Consolas" w:eastAsia="Times New Roman" w:hAnsi="Consolas" w:cs="Times New Roman"/>
@@ -5631,6 +5810,7 @@
         <w:t>begin</w:t>
       </w:r>
       <w:proofErr w:type="spellEnd"/>
+      <w:proofErr w:type="gramEnd"/>
       <w:r>
         <w:rPr>
           <w:rFonts w:ascii="Consolas" w:eastAsia="Times New Roman" w:hAnsi="Consolas" w:cs="Times New Roman"/>
@@ -5700,6 +5880,7 @@
         <w:t xml:space="preserve"> = </w:t>
       </w:r>
       <w:proofErr w:type="spellStart"/>
+      <w:proofErr w:type="gramStart"/>
       <w:r>
         <w:rPr>
           <w:rFonts w:ascii="Consolas" w:eastAsia="Times New Roman" w:hAnsi="Consolas" w:cs="Times New Roman"/>
@@ -5728,6 +5909,7 @@
         <w:t>getFirmwareVersion</w:t>
       </w:r>
       <w:proofErr w:type="spellEnd"/>
+      <w:proofErr w:type="gramEnd"/>
       <w:r>
         <w:rPr>
           <w:rFonts w:ascii="Consolas" w:eastAsia="Times New Roman" w:hAnsi="Consolas" w:cs="Times New Roman"/>
@@ -5776,7 +5958,17 @@
           <w:sz w:val="21"/>
           <w:szCs w:val="21"/>
         </w:rPr>
-        <w:t xml:space="preserve"> (!</w:t>
+        <w:t xml:space="preserve"> </w:t>
+      </w:r>
+      <w:proofErr w:type="gramStart"/>
+      <w:r>
+        <w:rPr>
+          <w:rFonts w:ascii="Consolas" w:eastAsia="Times New Roman" w:hAnsi="Consolas" w:cs="Times New Roman"/>
+          <w:color w:val="DAE3E3"/>
+          <w:sz w:val="21"/>
+          <w:szCs w:val="21"/>
+        </w:rPr>
+        <w:t>(!</w:t>
       </w:r>
       <w:proofErr w:type="spellStart"/>
       <w:r>
@@ -5789,6 +5981,7 @@
         <w:t>versiondata</w:t>
       </w:r>
       <w:proofErr w:type="spellEnd"/>
+      <w:proofErr w:type="gramEnd"/>
       <w:r>
         <w:rPr>
           <w:rFonts w:ascii="Consolas" w:eastAsia="Times New Roman" w:hAnsi="Consolas" w:cs="Times New Roman"/>
@@ -5935,6 +6128,7 @@
         <w:t xml:space="preserve">) </w:t>
       </w:r>
       <w:proofErr w:type="spellStart"/>
+      <w:proofErr w:type="gramStart"/>
       <w:r>
         <w:rPr>
           <w:rFonts w:ascii="Consolas" w:eastAsia="Times New Roman" w:hAnsi="Consolas" w:cs="Times New Roman"/>
@@ -5954,6 +6148,7 @@
         </w:rPr>
         <w:t>(</w:t>
       </w:r>
+      <w:proofErr w:type="gramEnd"/>
       <w:r>
         <w:rPr>
           <w:rFonts w:ascii="Consolas" w:eastAsia="Times New Roman" w:hAnsi="Consolas" w:cs="Times New Roman"/>
@@ -5963,6 +6158,7 @@
         </w:rPr>
         <w:t>500</w:t>
       </w:r>
+      <w:proofErr w:type="gramStart"/>
       <w:r>
         <w:rPr>
           <w:rFonts w:ascii="Consolas" w:eastAsia="Times New Roman" w:hAnsi="Consolas" w:cs="Times New Roman"/>
@@ -5979,7 +6175,17 @@
           <w:sz w:val="21"/>
           <w:szCs w:val="21"/>
         </w:rPr>
-        <w:t xml:space="preserve">  // Detener si no hay lector</w:t>
+        <w:t xml:space="preserve">  /</w:t>
+      </w:r>
+      <w:proofErr w:type="gramEnd"/>
+      <w:r>
+        <w:rPr>
+          <w:rFonts w:ascii="Consolas" w:eastAsia="Times New Roman" w:hAnsi="Consolas" w:cs="Times New Roman"/>
+          <w:color w:val="7F8C8D"/>
+          <w:sz w:val="21"/>
+          <w:szCs w:val="21"/>
+        </w:rPr>
+        <w:t>/ Detener si no hay lector</w:t>
       </w:r>
     </w:p>
     <w:p>
@@ -6037,6 +6243,7 @@
         <w:t xml:space="preserve">  </w:t>
       </w:r>
       <w:proofErr w:type="spellStart"/>
+      <w:proofErr w:type="gramStart"/>
       <w:r>
         <w:rPr>
           <w:rFonts w:ascii="Consolas" w:eastAsia="Times New Roman" w:hAnsi="Consolas" w:cs="Times New Roman"/>
@@ -6065,14 +6272,25 @@
         <w:t>SAMConfig</w:t>
       </w:r>
       <w:proofErr w:type="spellEnd"/>
-      <w:r>
-        <w:rPr>
-          <w:rFonts w:ascii="Consolas" w:eastAsia="Times New Roman" w:hAnsi="Consolas" w:cs="Times New Roman"/>
-          <w:color w:val="DAE3E3"/>
-          <w:sz w:val="21"/>
-          <w:szCs w:val="21"/>
-        </w:rPr>
-        <w:t>();</w:t>
+      <w:proofErr w:type="gramEnd"/>
+      <w:r>
+        <w:rPr>
+          <w:rFonts w:ascii="Consolas" w:eastAsia="Times New Roman" w:hAnsi="Consolas" w:cs="Times New Roman"/>
+          <w:color w:val="DAE3E3"/>
+          <w:sz w:val="21"/>
+          <w:szCs w:val="21"/>
+        </w:rPr>
+        <w:t>(</w:t>
+      </w:r>
+      <w:proofErr w:type="gramStart"/>
+      <w:r>
+        <w:rPr>
+          <w:rFonts w:ascii="Consolas" w:eastAsia="Times New Roman" w:hAnsi="Consolas" w:cs="Times New Roman"/>
+          <w:color w:val="DAE3E3"/>
+          <w:sz w:val="21"/>
+          <w:szCs w:val="21"/>
+        </w:rPr>
+        <w:t>);</w:t>
       </w:r>
       <w:r>
         <w:rPr>
@@ -6081,7 +6299,17 @@
           <w:sz w:val="21"/>
           <w:szCs w:val="21"/>
         </w:rPr>
-        <w:t xml:space="preserve">  // Modo normal</w:t>
+        <w:t xml:space="preserve">  /</w:t>
+      </w:r>
+      <w:proofErr w:type="gramEnd"/>
+      <w:r>
+        <w:rPr>
+          <w:rFonts w:ascii="Consolas" w:eastAsia="Times New Roman" w:hAnsi="Consolas" w:cs="Times New Roman"/>
+          <w:color w:val="7F8C8D"/>
+          <w:sz w:val="21"/>
+          <w:szCs w:val="21"/>
+        </w:rPr>
+        <w:t>/ Modo normal</w:t>
       </w:r>
     </w:p>
     <w:p>
@@ -6226,6 +6454,7 @@
         <w:t xml:space="preserve"> </w:t>
       </w:r>
       <w:proofErr w:type="spellStart"/>
+      <w:proofErr w:type="gramStart"/>
       <w:r>
         <w:rPr>
           <w:rFonts w:ascii="Consolas" w:eastAsia="Times New Roman" w:hAnsi="Consolas" w:cs="Times New Roman"/>
@@ -6243,7 +6472,17 @@
           <w:sz w:val="21"/>
           <w:szCs w:val="21"/>
         </w:rPr>
-        <w:t>() {</w:t>
+        <w:t>(</w:t>
+      </w:r>
+      <w:proofErr w:type="gramEnd"/>
+      <w:r>
+        <w:rPr>
+          <w:rFonts w:ascii="Consolas" w:eastAsia="Times New Roman" w:hAnsi="Consolas" w:cs="Times New Roman"/>
+          <w:color w:val="DAE3E3"/>
+          <w:sz w:val="21"/>
+          <w:szCs w:val="21"/>
+        </w:rPr>
+        <w:t>) {</w:t>
       </w:r>
     </w:p>
     <w:p>
@@ -6267,6 +6506,7 @@
         <w:t xml:space="preserve">  </w:t>
       </w:r>
       <w:proofErr w:type="spellStart"/>
+      <w:proofErr w:type="gramStart"/>
       <w:r>
         <w:rPr>
           <w:rFonts w:ascii="Consolas" w:eastAsia="Times New Roman" w:hAnsi="Consolas" w:cs="Times New Roman"/>
@@ -6284,7 +6524,17 @@
           <w:sz w:val="21"/>
           <w:szCs w:val="21"/>
         </w:rPr>
-        <w:t>();</w:t>
+        <w:t>(</w:t>
+      </w:r>
+      <w:proofErr w:type="gramEnd"/>
+      <w:r>
+        <w:rPr>
+          <w:rFonts w:ascii="Consolas" w:eastAsia="Times New Roman" w:hAnsi="Consolas" w:cs="Times New Roman"/>
+          <w:color w:val="DAE3E3"/>
+          <w:sz w:val="21"/>
+          <w:szCs w:val="21"/>
+        </w:rPr>
+        <w:t>);</w:t>
       </w:r>
     </w:p>
     <w:p>
@@ -6308,6 +6558,7 @@
         <w:t xml:space="preserve">  </w:t>
       </w:r>
       <w:proofErr w:type="spellStart"/>
+      <w:proofErr w:type="gramStart"/>
       <w:r>
         <w:rPr>
           <w:rFonts w:ascii="Consolas" w:eastAsia="Times New Roman" w:hAnsi="Consolas" w:cs="Times New Roman"/>
@@ -6325,7 +6576,17 @@
           <w:sz w:val="21"/>
           <w:szCs w:val="21"/>
         </w:rPr>
-        <w:t>();</w:t>
+        <w:t>(</w:t>
+      </w:r>
+      <w:proofErr w:type="gramEnd"/>
+      <w:r>
+        <w:rPr>
+          <w:rFonts w:ascii="Consolas" w:eastAsia="Times New Roman" w:hAnsi="Consolas" w:cs="Times New Roman"/>
+          <w:color w:val="DAE3E3"/>
+          <w:sz w:val="21"/>
+          <w:szCs w:val="21"/>
+        </w:rPr>
+        <w:t>);</w:t>
       </w:r>
     </w:p>
     <w:p>
@@ -6393,6 +6654,7 @@
         <w:t xml:space="preserve"> </w:t>
       </w:r>
       <w:proofErr w:type="spellStart"/>
+      <w:proofErr w:type="gramStart"/>
       <w:r>
         <w:rPr>
           <w:rFonts w:ascii="Consolas" w:eastAsia="Times New Roman" w:hAnsi="Consolas" w:cs="Times New Roman"/>
@@ -6410,7 +6672,17 @@
           <w:sz w:val="21"/>
           <w:szCs w:val="21"/>
         </w:rPr>
-        <w:t>() {</w:t>
+        <w:t>(</w:t>
+      </w:r>
+      <w:proofErr w:type="gramEnd"/>
+      <w:r>
+        <w:rPr>
+          <w:rFonts w:ascii="Consolas" w:eastAsia="Times New Roman" w:hAnsi="Consolas" w:cs="Times New Roman"/>
+          <w:color w:val="DAE3E3"/>
+          <w:sz w:val="21"/>
+          <w:szCs w:val="21"/>
+        </w:rPr>
+        <w:t>) {</w:t>
       </w:r>
     </w:p>
     <w:p>
@@ -6452,6 +6724,7 @@
         <w:t xml:space="preserve"> </w:t>
       </w:r>
       <w:proofErr w:type="spellStart"/>
+      <w:proofErr w:type="gramStart"/>
       <w:r>
         <w:rPr>
           <w:rFonts w:ascii="Consolas" w:eastAsia="Times New Roman" w:hAnsi="Consolas" w:cs="Times New Roman"/>
@@ -6471,6 +6744,7 @@
         </w:rPr>
         <w:t>[</w:t>
       </w:r>
+      <w:proofErr w:type="gramEnd"/>
       <w:r>
         <w:rPr>
           <w:rFonts w:ascii="Consolas" w:eastAsia="Times New Roman" w:hAnsi="Consolas" w:cs="Times New Roman"/>
@@ -6672,6 +6946,7 @@
         <w:t xml:space="preserve"> encontrado = </w:t>
       </w:r>
       <w:proofErr w:type="spellStart"/>
+      <w:proofErr w:type="gramStart"/>
       <w:r>
         <w:rPr>
           <w:rFonts w:ascii="Consolas" w:eastAsia="Times New Roman" w:hAnsi="Consolas" w:cs="Times New Roman"/>
@@ -6700,6 +6975,7 @@
         <w:t>readPassiveTargetID</w:t>
       </w:r>
       <w:proofErr w:type="spellEnd"/>
+      <w:proofErr w:type="gramEnd"/>
       <w:r>
         <w:rPr>
           <w:rFonts w:ascii="Consolas" w:eastAsia="Times New Roman" w:hAnsi="Consolas" w:cs="Times New Roman"/>
@@ -6818,7 +7094,27 @@
           <w:sz w:val="21"/>
           <w:szCs w:val="21"/>
         </w:rPr>
-        <w:t xml:space="preserve"> (!encontrado || </w:t>
+        <w:t xml:space="preserve"> </w:t>
+      </w:r>
+      <w:proofErr w:type="gramStart"/>
+      <w:r>
+        <w:rPr>
+          <w:rFonts w:ascii="Consolas" w:eastAsia="Times New Roman" w:hAnsi="Consolas" w:cs="Times New Roman"/>
+          <w:color w:val="DAE3E3"/>
+          <w:sz w:val="21"/>
+          <w:szCs w:val="21"/>
+        </w:rPr>
+        <w:t>(!encontrado</w:t>
+      </w:r>
+      <w:proofErr w:type="gramEnd"/>
+      <w:r>
+        <w:rPr>
+          <w:rFonts w:ascii="Consolas" w:eastAsia="Times New Roman" w:hAnsi="Consolas" w:cs="Times New Roman"/>
+          <w:color w:val="DAE3E3"/>
+          <w:sz w:val="21"/>
+          <w:szCs w:val="21"/>
+        </w:rPr>
+        <w:t xml:space="preserve"> || </w:t>
       </w:r>
       <w:proofErr w:type="spellStart"/>
       <w:r>
@@ -7478,6 +7774,7 @@
         <w:t xml:space="preserve"> ahora = </w:t>
       </w:r>
       <w:proofErr w:type="spellStart"/>
+      <w:proofErr w:type="gramStart"/>
       <w:r>
         <w:rPr>
           <w:rFonts w:ascii="Consolas" w:eastAsia="Times New Roman" w:hAnsi="Consolas" w:cs="Times New Roman"/>
@@ -7495,7 +7792,17 @@
           <w:sz w:val="21"/>
           <w:szCs w:val="21"/>
         </w:rPr>
-        <w:t>();</w:t>
+        <w:t>(</w:t>
+      </w:r>
+      <w:proofErr w:type="gramEnd"/>
+      <w:r>
+        <w:rPr>
+          <w:rFonts w:ascii="Consolas" w:eastAsia="Times New Roman" w:hAnsi="Consolas" w:cs="Times New Roman"/>
+          <w:color w:val="DAE3E3"/>
+          <w:sz w:val="21"/>
+          <w:szCs w:val="21"/>
+        </w:rPr>
+        <w:t>);</w:t>
       </w:r>
     </w:p>
     <w:p>
@@ -7713,6 +8020,7 @@
         <w:t xml:space="preserve">  </w:t>
       </w:r>
       <w:proofErr w:type="spellStart"/>
+      <w:proofErr w:type="gramStart"/>
       <w:r>
         <w:rPr>
           <w:rFonts w:ascii="Consolas" w:eastAsia="Times New Roman" w:hAnsi="Consolas" w:cs="Times New Roman"/>
@@ -7730,7 +8038,17 @@
           <w:sz w:val="21"/>
           <w:szCs w:val="21"/>
         </w:rPr>
-        <w:t xml:space="preserve">  = ahora;</w:t>
+        <w:t xml:space="preserve">  =</w:t>
+      </w:r>
+      <w:proofErr w:type="gramEnd"/>
+      <w:r>
+        <w:rPr>
+          <w:rFonts w:ascii="Consolas" w:eastAsia="Times New Roman" w:hAnsi="Consolas" w:cs="Times New Roman"/>
+          <w:color w:val="DAE3E3"/>
+          <w:sz w:val="21"/>
+          <w:szCs w:val="21"/>
+        </w:rPr>
+        <w:t xml:space="preserve"> ahora;</w:t>
       </w:r>
     </w:p>
     <w:p>
@@ -7966,6 +8284,7 @@
         <w:t xml:space="preserve"> </w:t>
       </w:r>
       <w:proofErr w:type="spellStart"/>
+      <w:proofErr w:type="gramStart"/>
       <w:r>
         <w:rPr>
           <w:rFonts w:ascii="Consolas" w:eastAsia="Times New Roman" w:hAnsi="Consolas" w:cs="Times New Roman"/>
@@ -7983,7 +8302,17 @@
           <w:sz w:val="21"/>
           <w:szCs w:val="21"/>
         </w:rPr>
-        <w:t>() {</w:t>
+        <w:t>(</w:t>
+      </w:r>
+      <w:proofErr w:type="gramEnd"/>
+      <w:r>
+        <w:rPr>
+          <w:rFonts w:ascii="Consolas" w:eastAsia="Times New Roman" w:hAnsi="Consolas" w:cs="Times New Roman"/>
+          <w:color w:val="DAE3E3"/>
+          <w:sz w:val="21"/>
+          <w:szCs w:val="21"/>
+        </w:rPr>
+        <w:t>) {</w:t>
       </w:r>
     </w:p>
     <w:p>
@@ -8027,6 +8356,7 @@
         <w:t xml:space="preserve"> (</w:t>
       </w:r>
       <w:proofErr w:type="spellStart"/>
+      <w:proofErr w:type="gramStart"/>
       <w:r>
         <w:rPr>
           <w:rFonts w:ascii="Consolas" w:eastAsia="Times New Roman" w:hAnsi="Consolas" w:cs="Times New Roman"/>
@@ -8044,7 +8374,17 @@
           <w:sz w:val="21"/>
           <w:szCs w:val="21"/>
         </w:rPr>
-        <w:t>(PIN_BOTON) == LOW) {</w:t>
+        <w:t>(</w:t>
+      </w:r>
+      <w:proofErr w:type="gramEnd"/>
+      <w:r>
+        <w:rPr>
+          <w:rFonts w:ascii="Consolas" w:eastAsia="Times New Roman" w:hAnsi="Consolas" w:cs="Times New Roman"/>
+          <w:color w:val="DAE3E3"/>
+          <w:sz w:val="21"/>
+          <w:szCs w:val="21"/>
+        </w:rPr>
+        <w:t>PIN_BOTON) == LOW) {</w:t>
       </w:r>
     </w:p>
     <w:p>
@@ -8108,6 +8448,7 @@
         <w:t xml:space="preserve"> ahora = </w:t>
       </w:r>
       <w:proofErr w:type="spellStart"/>
+      <w:proofErr w:type="gramStart"/>
       <w:r>
         <w:rPr>
           <w:rFonts w:ascii="Consolas" w:eastAsia="Times New Roman" w:hAnsi="Consolas" w:cs="Times New Roman"/>
@@ -8125,7 +8466,17 @@
           <w:sz w:val="21"/>
           <w:szCs w:val="21"/>
         </w:rPr>
-        <w:t>();</w:t>
+        <w:t>(</w:t>
+      </w:r>
+      <w:proofErr w:type="gramEnd"/>
+      <w:r>
+        <w:rPr>
+          <w:rFonts w:ascii="Consolas" w:eastAsia="Times New Roman" w:hAnsi="Consolas" w:cs="Times New Roman"/>
+          <w:color w:val="DAE3E3"/>
+          <w:sz w:val="21"/>
+          <w:szCs w:val="21"/>
+        </w:rPr>
+        <w:t>);</w:t>
       </w:r>
     </w:p>
     <w:p>
@@ -8814,7 +9165,21 @@
               <w:rPr>
                 <w:color w:val="2D3436"/>
               </w:rPr>
-              <w:t>La pantalla de espera se muestra al iniciar la app. El usuario selecciona el puerto COM y pulsa Conectar.</w:t>
+              <w:t xml:space="preserve">La pantalla de espera se muestra al iniciar la </w:t>
+            </w:r>
+            <w:proofErr w:type="gramStart"/>
+            <w:r>
+              <w:rPr>
+                <w:color w:val="2D3436"/>
+              </w:rPr>
+              <w:t>app</w:t>
+            </w:r>
+            <w:proofErr w:type="gramEnd"/>
+            <w:r>
+              <w:rPr>
+                <w:color w:val="2D3436"/>
+              </w:rPr>
+              <w:t>. El usuario selecciona el puerto COM y pulsa Conectar.</w:t>
             </w:r>
           </w:p>
         </w:tc>
@@ -8874,7 +9239,21 @@
               <w:rPr>
                 <w:color w:val="2D3436"/>
               </w:rPr>
-              <w:t>El ESP32 envía "UID CONCATENADO:XXXXXXXX" al acercar una tarjeta. Python recibe la línea en el hilo serial.</w:t>
+              <w:t xml:space="preserve">El ESP32 envía "UID </w:t>
+            </w:r>
+            <w:proofErr w:type="gramStart"/>
+            <w:r>
+              <w:rPr>
+                <w:color w:val="2D3436"/>
+              </w:rPr>
+              <w:t>CONCATENADO:XXXXXXXX</w:t>
+            </w:r>
+            <w:proofErr w:type="gramEnd"/>
+            <w:r>
+              <w:rPr>
+                <w:color w:val="2D3436"/>
+              </w:rPr>
+              <w:t>" al acercar una tarjeta. Python recibe la línea en el hilo serial.</w:t>
             </w:r>
           </w:p>
         </w:tc>
@@ -9235,7 +9614,21 @@
               <w:rPr>
                 <w:color w:val="2D3436"/>
               </w:rPr>
-              <w:t>La pantalla muestra el nuevo total de puntos con un flash verde de confirmación. El historial se actualiza en tiempo real.</w:t>
+              <w:t xml:space="preserve">La pantalla muestra el nuevo total de puntos con un </w:t>
+            </w:r>
+            <w:proofErr w:type="gramStart"/>
+            <w:r>
+              <w:rPr>
+                <w:color w:val="2D3436"/>
+              </w:rPr>
+              <w:t>flash</w:t>
+            </w:r>
+            <w:proofErr w:type="gramEnd"/>
+            <w:r>
+              <w:rPr>
+                <w:color w:val="2D3436"/>
+              </w:rPr>
+              <w:t xml:space="preserve"> verde de confirmación. El historial se actualiza en tiempo real.</w:t>
             </w:r>
           </w:p>
         </w:tc>
@@ -9295,7 +9688,21 @@
               <w:rPr>
                 <w:color w:val="2D3436"/>
               </w:rPr>
-              <w:t xml:space="preserve">El usuario pulsa "Cerrar sesión" y la app vuelve a </w:t>
+              <w:t xml:space="preserve">El usuario pulsa "Cerrar sesión" y la </w:t>
+            </w:r>
+            <w:proofErr w:type="gramStart"/>
+            <w:r>
+              <w:rPr>
+                <w:color w:val="2D3436"/>
+              </w:rPr>
+              <w:t>app</w:t>
+            </w:r>
+            <w:proofErr w:type="gramEnd"/>
+            <w:r>
+              <w:rPr>
+                <w:color w:val="2D3436"/>
+              </w:rPr>
+              <w:t xml:space="preserve"> vuelve a </w:t>
             </w:r>
             <w:proofErr w:type="spellStart"/>
             <w:r>
@@ -9404,6 +9811,7 @@
         <w:t xml:space="preserve"> paralelo para no bloquear la interfaz gráfica. Usa </w:t>
       </w:r>
       <w:proofErr w:type="spellStart"/>
+      <w:proofErr w:type="gramStart"/>
       <w:r>
         <w:rPr>
           <w:color w:val="2D3436"/>
@@ -9411,6 +9819,7 @@
         <w:t>root.after</w:t>
       </w:r>
       <w:proofErr w:type="spellEnd"/>
+      <w:proofErr w:type="gramEnd"/>
       <w:r>
         <w:rPr>
           <w:color w:val="2D3436"/>
@@ -9524,14 +9933,28 @@
         <w:rPr>
           <w:color w:val="2D3436"/>
         </w:rPr>
-        <w:t>asegurar_tabla_nfc</w:t>
-      </w:r>
-      <w:proofErr w:type="spellEnd"/>
-      <w:r>
-        <w:rPr>
-          <w:color w:val="2D3436"/>
-        </w:rPr>
-        <w:t xml:space="preserve">(): al arrancar, ejecuta CREATE TABLE IF NOT EXISTS para garantizar que la tabla </w:t>
+        <w:t>asegurar_tabla_</w:t>
+      </w:r>
+      <w:proofErr w:type="gramStart"/>
+      <w:r>
+        <w:rPr>
+          <w:color w:val="2D3436"/>
+        </w:rPr>
+        <w:t>nfc</w:t>
+      </w:r>
+      <w:proofErr w:type="spellEnd"/>
+      <w:r>
+        <w:rPr>
+          <w:color w:val="2D3436"/>
+        </w:rPr>
+        <w:t>(</w:t>
+      </w:r>
+      <w:proofErr w:type="gramEnd"/>
+      <w:r>
+        <w:rPr>
+          <w:color w:val="2D3436"/>
+        </w:rPr>
+        <w:t xml:space="preserve">): al arrancar, ejecuta CREATE TABLE IF NOT EXISTS para garantizar que la tabla </w:t>
       </w:r>
       <w:proofErr w:type="spellStart"/>
       <w:r>
@@ -9962,7 +10385,21 @@
               <w:rPr>
                 <w:color w:val="2D3436"/>
               </w:rPr>
-              <w:t xml:space="preserve">Participantes del sistema. La columna pin existe por compatibilidad pero ya no se utiliza para el </w:t>
+              <w:t xml:space="preserve">Participantes del sistema. La columna pin existe por </w:t>
+            </w:r>
+            <w:proofErr w:type="gramStart"/>
+            <w:r>
+              <w:rPr>
+                <w:color w:val="2D3436"/>
+              </w:rPr>
+              <w:t>compatibilidad</w:t>
+            </w:r>
+            <w:proofErr w:type="gramEnd"/>
+            <w:r>
+              <w:rPr>
+                <w:color w:val="2D3436"/>
+              </w:rPr>
+              <w:t xml:space="preserve"> pero ya no se utiliza para el </w:t>
             </w:r>
             <w:proofErr w:type="spellStart"/>
             <w:r>
@@ -10208,7 +10645,21 @@
               <w:rPr>
                 <w:color w:val="2D3436"/>
               </w:rPr>
-              <w:t xml:space="preserve">Catálogo de tipos de botella. Con 1 botón la app usa siempre </w:t>
+              <w:t xml:space="preserve">Catálogo de tipos de botella. Con 1 botón la </w:t>
+            </w:r>
+            <w:proofErr w:type="gramStart"/>
+            <w:r>
+              <w:rPr>
+                <w:color w:val="2D3436"/>
+              </w:rPr>
+              <w:t>app</w:t>
+            </w:r>
+            <w:proofErr w:type="gramEnd"/>
+            <w:r>
+              <w:rPr>
+                <w:color w:val="2D3436"/>
+              </w:rPr>
+              <w:t xml:space="preserve"> usa siempre </w:t>
             </w:r>
             <w:proofErr w:type="spellStart"/>
             <w:r>
@@ -10569,7 +11020,14 @@
         <w:rPr>
           <w:color w:val="2D3436"/>
         </w:rPr>
-        <w:t>registrar_reciclaje</w:t>
+        <w:t>registrar_</w:t>
+      </w:r>
+      <w:proofErr w:type="gramStart"/>
+      <w:r>
+        <w:rPr>
+          <w:color w:val="2D3436"/>
+        </w:rPr>
+        <w:t>reciclaje</w:t>
       </w:r>
       <w:proofErr w:type="spellEnd"/>
       <w:r>
@@ -10579,6 +11037,7 @@
         <w:t>(</w:t>
       </w:r>
       <w:proofErr w:type="spellStart"/>
+      <w:proofErr w:type="gramEnd"/>
       <w:r>
         <w:rPr>
           <w:color w:val="2D3436"/>
@@ -10712,7 +11171,14 @@
         <w:rPr>
           <w:color w:val="2D3436"/>
         </w:rPr>
-        <w:t>vincular_tarjeta</w:t>
+        <w:t>vincular_</w:t>
+      </w:r>
+      <w:proofErr w:type="gramStart"/>
+      <w:r>
+        <w:rPr>
+          <w:color w:val="2D3436"/>
+        </w:rPr>
+        <w:t>tarjeta</w:t>
       </w:r>
       <w:proofErr w:type="spellEnd"/>
       <w:r>
@@ -10722,6 +11188,7 @@
         <w:t>(</w:t>
       </w:r>
       <w:proofErr w:type="spellStart"/>
+      <w:proofErr w:type="gramEnd"/>
       <w:r>
         <w:rPr>
           <w:color w:val="2D3436"/>
@@ -10987,7 +11454,6 @@
         </w:r>
       </w:hyperlink>
     </w:p>
-    <w:p/>
     <w:p/>
     <w:sectPr>
       <w:pgSz w:w="12240" w:h="15840"/>
